--- a/Entrepreneurs_Rulebook_v22_Designers_Edition.docx
+++ b/Entrepreneurs_Rulebook_v22_Designers_Edition.docx
@@ -6706,7 +6706,7 @@
                 <w:sz w:val="19"/>
                 <w:szCs w:val="19"/>
               </w:rPr>
-              <w:t xml:space="preserve">Opens BRANCHES - one shopfront per level, each on a plot somebody already owns, each in a district the chain can reach. It sells into every district it has a branch in. Never uses hubs.</w:t>
+              <w:t xml:space="preserve">A chain is its level in shopfronts: its own plot and one BRANCH for every level above the first, each on a plot somebody already owns, each in a district the chain can reach. It sells into every district it stands in. Never uses hubs.</w:t>
             </w:r>
           </w:p>
         </w:tc>
@@ -6969,7 +6969,7 @@
           <w:sz w:val="21"/>
           <w:szCs w:val="21"/>
         </w:rPr>
-        <w:t xml:space="preserve">Retail does not reach further by declaring it. It OPENS A SHOPFRONT: one branch per level, each taking a plot of its own, and the company sells into every district it has a branch in as if it stood there.</w:t>
+        <w:t xml:space="preserve">Retail does not reach further by declaring it. It OPENS SHOPFRONTS: a chain is its level in shops, the home plot included, so a level-3 chain is its home and two branches, standing in three districts. Each branch takes a plot of its own, and the company sells into every district it stands in as if it stood there.</w:t>
       </w:r>
     </w:p>
     <w:p>
@@ -11049,7 +11049,7 @@
                 <w:sz w:val="19"/>
                 <w:szCs w:val="19"/>
               </w:rPr>
-              <w:t xml:space="preserve">+1 per full $50</w:t>
+              <w:t xml:space="preserve">+1 per full $100</w:t>
             </w:r>
           </w:p>
         </w:tc>
@@ -11203,7 +11203,7 @@
           <w:sz w:val="19"/>
           <w:szCs w:val="19"/>
         </w:rPr>
-        <w:t xml:space="preserve">This number has moved twice, both times because the price rules moved. It was $10 until the price track landed; the track made the economy bigger, and scoring that at the old rate doubled the cash line from about a third of a winning score to about half, so not spending was outscoring building. $20 put it back. Raising every base $2 and making each event worth a whole dollar has done the same thing again on a larger scale - takings rise 83% - and $50 puts it back a second time: measured over 2250 games the winning score lands within 2% of where it was, where leaving the rate at $20 would have inflated it 44%. A rate that only tracked the money would be $37; $50 is right because the bots price every decision through this number too, so a higher rate also makes building worth more than banking. See audit_base_plus_two.js. If the price rules ever move again, this number moves with them - they are one setting in two places.</w:t>
+        <w:t xml:space="preserve">This number has moved twice, both times because the price rules moved. It was $10 until the price track landed; the track made the economy bigger, and scoring that at the old rate doubled the cash line from about a third of a winning score to about half, so not spending was outscoring building. $20 put it back. Raising every base $2 and making each event worth a whole dollar has done the same thing again on a larger scale - takings rise 83% - and $50 puts it back a second time: measured over 2250 games the winning score lands within 2% of where it was, where leaving the rate at $20 would have inflated it 44%. A rate that only tracked the money would be $37; $50 is right because the bots price every decision through this number too, so a higher rate also makes building worth more than banking. See audit_base_plus_two.js. If the price rules ever move again, this number moves with them - they are one setting in two places. v22 doubled it again, to $100: with demand as a rate the same board absorbs more and cash piles higher, and the designer's reading is that money is the means and not the score.</w:t>
       </w:r>
     </w:p>
     <w:p>
@@ -13589,7 +13589,7 @@
           <w:sz w:val="21"/>
           <w:szCs w:val="21"/>
         </w:rPr>
-        <w:t xml:space="preserve">AND THE PRICE RISES. EP cost $50 each at the end of Year 1 and $100 each at the end of Year 2. Buying early is half price, and the catch is that early is exactly when you are poorest and need the money to build. That is the decision: build now, or bank the points cheaply. In the full game cash scores on its own at $50 a point, with no window and no deadline.</w:t>
+        <w:t xml:space="preserve">AND THE PRICE RISES. EP cost $50 each at the end of Year 1 and $100 each at the end of Year 2. Buying early is half price, and the catch is that early is exactly when you are poorest and need the money to build. That is the decision: build now, or bank the points cheaply. In the full game cash scores on its own at $100 a point, with no window and no deadline.</w:t>
       </w:r>
     </w:p>
     <w:p>
@@ -17266,6 +17266,44 @@
           <w:szCs w:val="21"/>
         </w:rPr>
         <w:t xml:space="preserve">A POT WITH NOBODY TO PAY WAITS, as it did under v20. v21 wrote it off; the carry is back by choice, and the prize it hands the late entrant is measured in the B2B note.</w:t>
+      </w:r>
+    </w:p>
+    <w:p>
+      <w:pPr>
+        <w:pStyle w:val="ListParagraph"/>
+        <w:numPr>
+          <w:ilvl w:val="0"/>
+          <w:numId w:val="2"/>
+        </w:numPr>
+        <w:spacing w:after="60" w:line="276"/>
+      </w:pPr>
+      <w:r>
+        <w:rPr>
+          <w:rFonts w:ascii="Calibri" w:cs="Calibri" w:eastAsia="Calibri" w:hAnsi="Calibri"/>
+          <w:color w:val="1A1A1A"/>
+          <w:sz w:val="21"/>
+          <w:szCs w:val="21"/>
+        </w:rPr>
+        <w:t xml:space="preserve">CASH SCORES AT $100 AN EP, from $50. With demand as a rate the same board absorbs more and cash piles higher; money is the means, not the score.</w:t>
+      </w:r>
+    </w:p>
+    <w:p>
+      <w:pPr>
+        <w:pStyle w:val="ListParagraph"/>
+        <w:numPr>
+          <w:ilvl w:val="0"/>
+          <w:numId w:val="2"/>
+        </w:numPr>
+        <w:spacing w:after="60" w:line="276"/>
+      </w:pPr>
+      <w:r>
+        <w:rPr>
+          <w:rFonts w:ascii="Calibri" w:cs="Calibri" w:eastAsia="Calibri" w:hAnsi="Calibri"/>
+          <w:color w:val="1A1A1A"/>
+          <w:sz w:val="21"/>
+          <w:szCs w:val="21"/>
+        </w:rPr>
+        <w:t xml:space="preserve">A RETAIL CHAIN IS ITS LEVEL IN SHOPFRONTS, the home included: a level-3 chain is its home and two branches, in three districts. v21 opened a branch per level on top of the home, one district more at every level than the chain was ever meant to have.</w:t>
       </w:r>
     </w:p>
     <w:p>

--- a/Entrepreneurs_Rulebook_v22_Designers_Edition.docx
+++ b/Entrepreneurs_Rulebook_v22_Designers_Edition.docx
@@ -3128,7 +3128,38 @@
           <w:sz w:val="21"/>
           <w:szCs w:val="21"/>
         </w:rPr>
-        <w:t xml:space="preserve">A renovation has to fit the shell that is already standing. The card must match the distressed structure's level, and from level 2 upwards its scaling type as well: a level-2 or level-3 horizontal structure spreads across several plots and cannot be rebuilt as a vertical one, nor the other way round. At level 1 both kinds occupy a single plot, so a level-1 shell is open to any level-1 Blueprint.</w:t>
+        <w:t xml:space="preserve">A renovation has to fit the shell's LEVEL, and nothing else. Any Blueprint of the same level renovates any distressed structure, whatever industry it was and whatever shape it stands in - a stacked plot can become a spread industry's company, and a row of plots a stacked industry's. The company keeps the shell's footprint exactly as it stands, pays rent and counts for the land awards on every plot of it, and grows from there in its own industry's direction.</w:t>
+      </w:r>
+    </w:p>
+    <w:p>
+      <w:pPr>
+        <w:pBdr>
+          <w:left w:val="single" w:color="4A3AB5" w:sz="12" w:space="10"/>
+        </w:pBdr>
+        <w:spacing w:after="160" w:before="120"/>
+        <w:ind w:left="240"/>
+      </w:pPr>
+      <w:r>
+        <w:rPr>
+          <w:rFonts w:ascii="Consolas" w:cs="Consolas" w:eastAsia="Consolas" w:hAnsi="Consolas"/>
+          <w:b/>
+          <w:bCs/>
+          <w:color w:val="4A3AB5"/>
+          <w:sz w:val="16"/>
+          <w:szCs w:val="16"/>
+        </w:rPr>
+        <w:t xml:space="preserve">Designer's note   </w:t>
+      </w:r>
+      <w:r>
+        <w:rPr>
+          <w:rFonts w:ascii="Calibri" w:cs="Calibri" w:eastAsia="Calibri" w:hAnsi="Calibri"/>
+          <w:i/>
+          <w:iCs/>
+          <w:color w:val="6B6B78"/>
+          <w:sz w:val="19"/>
+          <w:szCs w:val="19"/>
+        </w:rPr>
+        <w:t xml:space="preserve">Measured over 300 games a table size: renovations rise 43%, about one hybrid a game is formed, and the gain lands on the horizontal industries - renovations into Utilities nearly double and into Technology likewise - because the common shell is a stacked plot, and a horizontal card may now take it without finding two or three adjacent plots. Vertical industries bank most EP in 66.7% of three-player games against 69.8%.</w:t>
       </w:r>
     </w:p>
     <w:p>
@@ -7064,7 +7095,7 @@
           <w:sz w:val="21"/>
           <w:szCs w:val="21"/>
         </w:rPr>
-        <w:t xml:space="preserve">Sell or lose the company and its shopfronts come down. The ground stays with whoever owned it.</w:t>
+        <w:t xml:space="preserve">Sell, merge or lose the company and its shopfronts come down. The ground stays with whoever owned it.</w:t>
       </w:r>
     </w:p>
     <w:p>
@@ -7557,7 +7588,7 @@
           <w:sz w:val="21"/>
           <w:szCs w:val="21"/>
         </w:rPr>
-        <w:t xml:space="preserve">All the others go to the bank as Distressed Assets - anyone may take them over later.</w:t>
+        <w:t xml:space="preserve">All the others go to the bank as Distressed Assets - their shopfronts come down - and anyone may take them over later.</w:t>
       </w:r>
     </w:p>
     <w:p>
@@ -14637,7 +14668,7 @@
                 <w:sz w:val="19"/>
                 <w:szCs w:val="19"/>
               </w:rPr>
-              <w:t xml:space="preserve">card must match the shell's level; from level 2 up, its scaling type too</w:t>
+              <w:t xml:space="preserve">any card of the shell's level, whatever its industry or shape; the company keeps the shell's footprint</w:t>
             </w:r>
           </w:p>
         </w:tc>
@@ -17304,6 +17335,44 @@
           <w:szCs w:val="21"/>
         </w:rPr>
         <w:t xml:space="preserve">A RETAIL CHAIN IS ITS LEVEL IN SHOPFRONTS, the home included: a level-3 chain is its home and two branches, in three districts. v21 opened a branch per level on top of the home, one district more at every level than the chain was ever meant to have.</w:t>
+      </w:r>
+    </w:p>
+    <w:p>
+      <w:pPr>
+        <w:pStyle w:val="ListParagraph"/>
+        <w:numPr>
+          <w:ilvl w:val="0"/>
+          <w:numId w:val="2"/>
+        </w:numPr>
+        <w:spacing w:after="60" w:line="276"/>
+      </w:pPr>
+      <w:r>
+        <w:rPr>
+          <w:rFonts w:ascii="Calibri" w:cs="Calibri" w:eastAsia="Calibri" w:hAnsi="Calibri"/>
+          <w:color w:val="1A1A1A"/>
+          <w:sz w:val="21"/>
+          <w:szCs w:val="21"/>
+        </w:rPr>
+        <w:t xml:space="preserve">ANY DISTRESSED STRUCTURE TAKES ANY CARD OF ITS LEVEL, whatever industry it was and whatever shape it stands in; the company keeps the shell's footprint. v21 required the same scaling type from level 2 up. Measured, renovations rise by two fifths and the horizontal industries take most of them.</w:t>
+      </w:r>
+    </w:p>
+    <w:p>
+      <w:pPr>
+        <w:pStyle w:val="ListParagraph"/>
+        <w:numPr>
+          <w:ilvl w:val="0"/>
+          <w:numId w:val="2"/>
+        </w:numPr>
+        <w:spacing w:after="60" w:line="276"/>
+      </w:pPr>
+      <w:r>
+        <w:rPr>
+          <w:rFonts w:ascii="Calibri" w:cs="Calibri" w:eastAsia="Calibri" w:hAnsi="Calibri"/>
+          <w:color w:val="1A1A1A"/>
+          <w:sz w:val="21"/>
+          <w:szCs w:val="21"/>
+        </w:rPr>
+        <w:t xml:space="preserve">A MERGE TAKES A CHAIN'S SHOPFRONTS DOWN, as a sale always did. Under v21 a merged Retail chain left its branches standing on the board in the bank's name.</w:t>
       </w:r>
     </w:p>
     <w:p>
